--- a/word_templates/FM_SOR_IP_do_2017_bd.docx
+++ b/word_templates/FM_SOR_IP_do_2017_bd.docx
@@ -1,6 +1,6 @@
 
 <file path=word/document.xml><?xml version="1.0" encoding="utf-8"?>
-<w:document xmlns:wpc="http://schemas.microsoft.com/office/word/2010/wordprocessingCanvas" xmlns:cx="http://schemas.microsoft.com/office/drawing/2014/chartex" xmlns:cx1="http://schemas.microsoft.com/office/drawing/2015/9/8/chartex" xmlns:mc="http://schemas.openxmlformats.org/markup-compatibility/2006" xmlns:o="urn:schemas-microsoft-com:office:office" xmlns:r="http://schemas.openxmlformats.org/officeDocument/2006/relationships" xmlns:m="http://schemas.openxmlformats.org/officeDocument/2006/math" xmlns:v="urn:schemas-microsoft-com:vml" xmlns:wp14="http://schemas.microsoft.com/office/word/2010/wordprocessingDrawing" xmlns:wp="http://schemas.openxmlformats.org/drawingml/2006/wordprocessingDrawing" xmlns:w10="urn:schemas-microsoft-com:office:word" xmlns:w="http://schemas.openxmlformats.org/wordprocessingml/2006/main" xmlns:w14="http://schemas.microsoft.com/office/word/2010/wordml" xmlns:w15="http://schemas.microsoft.com/office/word/2012/wordml" xmlns:w16se="http://schemas.microsoft.com/office/word/2015/wordml/symex" xmlns:wpg="http://schemas.microsoft.com/office/word/2010/wordprocessingGroup" xmlns:wpi="http://schemas.microsoft.com/office/word/2010/wordprocessingInk" xmlns:wne="http://schemas.microsoft.com/office/word/2006/wordml" xmlns:wps="http://schemas.microsoft.com/office/word/2010/wordprocessingShape" mc:Ignorable="w14 w15 w16se wp14">
+<w:document xmlns:wpc="http://schemas.microsoft.com/office/word/2010/wordprocessingCanvas" xmlns:cx="http://schemas.microsoft.com/office/drawing/2014/chartex" xmlns:cx1="http://schemas.microsoft.com/office/drawing/2015/9/8/chartex" xmlns:cx2="http://schemas.microsoft.com/office/drawing/2015/10/21/chartex" xmlns:cx3="http://schemas.microsoft.com/office/drawing/2016/5/9/chartex" xmlns:cx4="http://schemas.microsoft.com/office/drawing/2016/5/10/chartex" xmlns:cx5="http://schemas.microsoft.com/office/drawing/2016/5/11/chartex" xmlns:cx6="http://schemas.microsoft.com/office/drawing/2016/5/12/chartex" xmlns:cx7="http://schemas.microsoft.com/office/drawing/2016/5/13/chartex" xmlns:cx8="http://schemas.microsoft.com/office/drawing/2016/5/14/chartex" xmlns:mc="http://schemas.openxmlformats.org/markup-compatibility/2006" xmlns:aink="http://schemas.microsoft.com/office/drawing/2016/ink" xmlns:am3d="http://schemas.microsoft.com/office/drawing/2017/model3d" xmlns:o="urn:schemas-microsoft-com:office:office" xmlns:oel="http://schemas.microsoft.com/office/2019/extlst" xmlns:r="http://schemas.openxmlformats.org/officeDocument/2006/relationships" xmlns:m="http://schemas.openxmlformats.org/officeDocument/2006/math" xmlns:v="urn:schemas-microsoft-com:vml" xmlns:wp14="http://schemas.microsoft.com/office/word/2010/wordprocessingDrawing" xmlns:wp="http://schemas.openxmlformats.org/drawingml/2006/wordprocessingDrawing" xmlns:w10="urn:schemas-microsoft-com:office:word" xmlns:w="http://schemas.openxmlformats.org/wordprocessingml/2006/main" xmlns:w14="http://schemas.microsoft.com/office/word/2010/wordml" xmlns:w15="http://schemas.microsoft.com/office/word/2012/wordml" xmlns:w16cex="http://schemas.microsoft.com/office/word/2018/wordml/cex" xmlns:w16cid="http://schemas.microsoft.com/office/word/2016/wordml/cid" xmlns:w16="http://schemas.microsoft.com/office/word/2018/wordml" xmlns:w16sdtdh="http://schemas.microsoft.com/office/word/2020/wordml/sdtdatahash" xmlns:w16se="http://schemas.microsoft.com/office/word/2015/wordml/symex" xmlns:wpg="http://schemas.microsoft.com/office/word/2010/wordprocessingGroup" xmlns:wpi="http://schemas.microsoft.com/office/word/2010/wordprocessingInk" xmlns:wne="http://schemas.microsoft.com/office/word/2006/wordml" xmlns:wps="http://schemas.microsoft.com/office/word/2010/wordprocessingShape" mc:Ignorable="w14 w15 w16se w16cid w16 w16cex w16sdtdh wp14">
   <w:body>
     <w:p>
       <w:pPr>
@@ -349,7 +349,27 @@
           <w:sz w:val="22"/>
           <w:szCs w:val="22"/>
         </w:rPr>
-        <w:t>Общество с ограниченной ответственностью «ФорМакс»</w:t>
+        <w:t>Общество с ограниченной ответственностью «</w:t>
+      </w:r>
+      <w:proofErr w:type="spellStart"/>
+      <w:r>
+        <w:rPr>
+          <w:b/>
+          <w:bCs/>
+          <w:sz w:val="22"/>
+          <w:szCs w:val="22"/>
+        </w:rPr>
+        <w:t>ФорМакс</w:t>
+      </w:r>
+      <w:proofErr w:type="spellEnd"/>
+      <w:r>
+        <w:rPr>
+          <w:b/>
+          <w:bCs/>
+          <w:sz w:val="22"/>
+          <w:szCs w:val="22"/>
+        </w:rPr>
+        <w:t>»</w:t>
       </w:r>
       <w:r>
         <w:rPr>
@@ -394,8 +414,21 @@
           <w:szCs w:val="22"/>
           <w:shd w:val="clear" w:color="auto" w:fill="FFFFFF"/>
         </w:rPr>
-        <w:t>ой Риммы Ринатовны</w:t>
-      </w:r>
+        <w:t xml:space="preserve">ой Риммы </w:t>
+      </w:r>
+      <w:proofErr w:type="spellStart"/>
+      <w:r>
+        <w:rPr>
+          <w:rStyle w:val="s1"/>
+          <w:b/>
+          <w:bCs/>
+          <w:sz w:val="22"/>
+          <w:szCs w:val="22"/>
+          <w:shd w:val="clear" w:color="auto" w:fill="FFFFFF"/>
+        </w:rPr>
+        <w:t>Ринатовны</w:t>
+      </w:r>
+      <w:proofErr w:type="spellEnd"/>
       <w:r>
         <w:rPr>
           <w:bCs/>
@@ -577,7 +610,25 @@
           <w:szCs w:val="22"/>
           <w:lang w:val="x-none"/>
         </w:rPr>
-        <w:t>действующий на основании Свидетельства о государственной регистрации физического лица в качестве индивидуального предпринимателя серия</w:t>
+        <w:t xml:space="preserve">действующий на основании Свидетельства о государственной регистрации физического лица </w:t>
+      </w:r>
+      <w:proofErr w:type="gramStart"/>
+      <w:r>
+        <w:rPr>
+          <w:sz w:val="22"/>
+          <w:szCs w:val="22"/>
+          <w:lang w:val="x-none"/>
+        </w:rPr>
+        <w:t>в качестве индивидуального предпринимателя</w:t>
+      </w:r>
+      <w:proofErr w:type="gramEnd"/>
+      <w:r>
+        <w:rPr>
+          <w:sz w:val="22"/>
+          <w:szCs w:val="22"/>
+          <w:lang w:val="x-none"/>
+        </w:rPr>
+        <w:t xml:space="preserve"> серия</w:t>
       </w:r>
       <w:r>
         <w:rPr>
@@ -1229,6 +1280,8 @@
       </w:r>
       <w:r>
         <w:rPr>
+          <w:b/>
+          <w:bCs/>
           <w:color w:val="000000"/>
           <w:sz w:val="22"/>
           <w:szCs w:val="22"/>
@@ -1237,6 +1290,8 @@
       </w:r>
       <w:r>
         <w:rPr>
+          <w:b/>
+          <w:bCs/>
           <w:color w:val="000000"/>
           <w:sz w:val="22"/>
           <w:szCs w:val="22"/>
@@ -1246,6 +1301,8 @@
       </w:r>
       <w:r>
         <w:rPr>
+          <w:b/>
+          <w:bCs/>
           <w:color w:val="000000"/>
           <w:sz w:val="22"/>
           <w:szCs w:val="22"/>
@@ -1254,6 +1311,8 @@
       </w:r>
       <w:r>
         <w:rPr>
+          <w:b/>
+          <w:bCs/>
           <w:color w:val="000000"/>
           <w:sz w:val="22"/>
           <w:szCs w:val="22"/>
@@ -1262,6 +1321,8 @@
       </w:r>
       <w:r>
         <w:rPr>
+          <w:b/>
+          <w:bCs/>
           <w:color w:val="000000"/>
           <w:sz w:val="22"/>
           <w:szCs w:val="22"/>
@@ -1270,6 +1331,8 @@
       </w:r>
       <w:r>
         <w:rPr>
+          <w:b/>
+          <w:bCs/>
           <w:color w:val="000000"/>
           <w:sz w:val="22"/>
           <w:szCs w:val="22"/>
@@ -1279,6 +1342,8 @@
       </w:r>
       <w:r>
         <w:rPr>
+          <w:b/>
+          <w:bCs/>
           <w:color w:val="000000"/>
           <w:sz w:val="22"/>
           <w:szCs w:val="22"/>
@@ -1287,6 +1352,8 @@
       </w:r>
       <w:r>
         <w:rPr>
+          <w:b/>
+          <w:bCs/>
           <w:color w:val="000000"/>
           <w:sz w:val="22"/>
           <w:szCs w:val="22"/>
@@ -1296,6 +1363,8 @@
       </w:r>
       <w:r>
         <w:rPr>
+          <w:b/>
+          <w:bCs/>
           <w:color w:val="000000"/>
           <w:sz w:val="22"/>
           <w:szCs w:val="22"/>
@@ -1304,32 +1373,28 @@
       </w:r>
       <w:r>
         <w:rPr>
-          <w:color w:val="000000"/>
-          <w:sz w:val="22"/>
-          <w:szCs w:val="22"/>
-        </w:rPr>
-        <w:t xml:space="preserve">) </w:t>
-      </w:r>
-      <w:bookmarkStart w:id="0" w:name="_GoBack"/>
-      <w:r>
-        <w:rPr>
-          <w:color w:val="000000"/>
-          <w:sz w:val="22"/>
-          <w:szCs w:val="22"/>
-        </w:rPr>
-        <w:t>руб.</w:t>
-      </w:r>
-      <w:r>
-        <w:rPr>
+          <w:b/>
+          <w:bCs/>
+          <w:color w:val="000000"/>
+          <w:sz w:val="22"/>
+          <w:szCs w:val="22"/>
+        </w:rPr>
+        <w:t>) руб.</w:t>
+      </w:r>
+      <w:r>
+        <w:rPr>
+          <w:b/>
+          <w:bCs/>
           <w:color w:val="000000"/>
           <w:sz w:val="22"/>
           <w:szCs w:val="22"/>
         </w:rPr>
         <w:t xml:space="preserve"> </w:t>
       </w:r>
-      <w:bookmarkEnd w:id="0"/>
-      <w:r>
-        <w:rPr>
+      <w:r>
+        <w:rPr>
+          <w:b/>
+          <w:bCs/>
           <w:color w:val="000000"/>
           <w:sz w:val="22"/>
           <w:szCs w:val="22"/>
@@ -1338,6 +1403,8 @@
       </w:r>
       <w:r>
         <w:rPr>
+          <w:b/>
+          <w:bCs/>
           <w:color w:val="000000"/>
           <w:sz w:val="22"/>
           <w:szCs w:val="22"/>
@@ -1347,6 +1414,8 @@
       </w:r>
       <w:r>
         <w:rPr>
+          <w:b/>
+          <w:bCs/>
           <w:color w:val="000000"/>
           <w:sz w:val="22"/>
           <w:szCs w:val="22"/>
@@ -1355,19 +1424,47 @@
       </w:r>
       <w:r>
         <w:rPr>
-          <w:color w:val="000000"/>
-          <w:sz w:val="22"/>
-          <w:szCs w:val="22"/>
-        </w:rPr>
-        <w:t xml:space="preserve">коп., </w:t>
-      </w:r>
-      <w:r>
-        <w:rPr>
-          <w:color w:val="000000"/>
-          <w:sz w:val="22"/>
-          <w:szCs w:val="22"/>
-        </w:rPr>
-        <w:t>НДС не облагается на основании пп. 26 п. 2 ст. 149 Налогового кодекса Российской Федерации</w:t>
+          <w:b/>
+          <w:bCs/>
+          <w:color w:val="000000"/>
+          <w:sz w:val="22"/>
+          <w:szCs w:val="22"/>
+        </w:rPr>
+        <w:t>коп</w:t>
+      </w:r>
+      <w:r>
+        <w:rPr>
+          <w:color w:val="000000"/>
+          <w:sz w:val="22"/>
+          <w:szCs w:val="22"/>
+        </w:rPr>
+        <w:t xml:space="preserve">., </w:t>
+      </w:r>
+      <w:r>
+        <w:rPr>
+          <w:color w:val="000000"/>
+          <w:sz w:val="22"/>
+          <w:szCs w:val="22"/>
+        </w:rPr>
+        <w:t xml:space="preserve">НДС не облагается на основании </w:t>
+      </w:r>
+      <w:proofErr w:type="spellStart"/>
+      <w:r>
+        <w:rPr>
+          <w:color w:val="000000"/>
+          <w:sz w:val="22"/>
+          <w:szCs w:val="22"/>
+        </w:rPr>
+        <w:t>пп</w:t>
+      </w:r>
+      <w:proofErr w:type="spellEnd"/>
+      <w:r>
+        <w:rPr>
+          <w:color w:val="000000"/>
+          <w:sz w:val="22"/>
+          <w:szCs w:val="22"/>
+        </w:rPr>
+        <w:t>. 26 п. 2 ст. 149 Налогового кодекса Российской Федерации</w:t>
       </w:r>
       <w:r>
         <w:rPr>
@@ -1459,97 +1556,17 @@
       </w:r>
       <w:r>
         <w:rPr>
-          <w:sz w:val="22"/>
-          <w:szCs w:val="22"/>
-        </w:rPr>
-        <w:t>{{</w:t>
-      </w:r>
-      <w:r>
-        <w:rPr>
-          <w:sz w:val="22"/>
-          <w:szCs w:val="22"/>
-        </w:rPr>
-        <w:t>BP</w:t>
-      </w:r>
-      <w:r>
-        <w:rPr>
-          <w:sz w:val="22"/>
-          <w:szCs w:val="22"/>
-        </w:rPr>
-        <w:t>_</w:t>
-      </w:r>
-      <w:r>
-        <w:rPr>
-          <w:sz w:val="22"/>
-          <w:szCs w:val="22"/>
-        </w:rPr>
-        <w:t>DAY</w:t>
-      </w:r>
-      <w:r>
-        <w:rPr>
-          <w:sz w:val="22"/>
-          <w:szCs w:val="22"/>
-        </w:rPr>
-        <w:t>}} {{</w:t>
-      </w:r>
-      <w:r>
-        <w:rPr>
-          <w:sz w:val="22"/>
-          <w:szCs w:val="22"/>
-        </w:rPr>
-        <w:t>BP</w:t>
-      </w:r>
-      <w:r>
-        <w:rPr>
-          <w:sz w:val="22"/>
-          <w:szCs w:val="22"/>
-        </w:rPr>
-        <w:t>_</w:t>
-      </w:r>
-      <w:r>
-        <w:rPr>
-          <w:sz w:val="22"/>
-          <w:szCs w:val="22"/>
-        </w:rPr>
-        <w:t>MONTH</w:t>
-      </w:r>
-      <w:r>
-        <w:rPr>
-          <w:sz w:val="22"/>
-          <w:szCs w:val="22"/>
-        </w:rPr>
-        <w:t>}} {{</w:t>
-      </w:r>
-      <w:r>
-        <w:rPr>
-          <w:sz w:val="22"/>
-          <w:szCs w:val="22"/>
-        </w:rPr>
-        <w:t>BP</w:t>
-      </w:r>
-      <w:r>
-        <w:rPr>
-          <w:sz w:val="22"/>
-          <w:szCs w:val="22"/>
-        </w:rPr>
-        <w:t>_</w:t>
-      </w:r>
-      <w:r>
-        <w:rPr>
-          <w:sz w:val="22"/>
-          <w:szCs w:val="22"/>
-        </w:rPr>
-        <w:t>YEAR</w:t>
-      </w:r>
-      <w:r>
-        <w:rPr>
-          <w:sz w:val="22"/>
-          <w:szCs w:val="22"/>
-        </w:rPr>
-        <w:t>}}</w:t>
-      </w:r>
-      <w:r>
-        <w:rPr>
+          <w:b/>
+          <w:bCs/>
+          <w:sz w:val="22"/>
+          <w:szCs w:val="22"/>
+        </w:rPr>
+        <w:t>{{BP_DAY}} {{BP_MONTH}} {{BP_YEAR}}</w:t>
+      </w:r>
+      <w:r>
+        <w:rPr>
+          <w:b/>
+          <w:bCs/>
           <w:color w:val="000000"/>
           <w:sz w:val="22"/>
           <w:szCs w:val="22"/>
@@ -1558,11 +1575,21 @@
       </w:r>
       <w:r>
         <w:rPr>
-          <w:color w:val="000000"/>
-          <w:sz w:val="22"/>
-          <w:szCs w:val="22"/>
-        </w:rPr>
-        <w:t>г.</w:t>
+          <w:b/>
+          <w:bCs/>
+          <w:color w:val="000000"/>
+          <w:sz w:val="22"/>
+          <w:szCs w:val="22"/>
+        </w:rPr>
+        <w:t>г</w:t>
+      </w:r>
+      <w:r>
+        <w:rPr>
+          <w:color w:val="000000"/>
+          <w:sz w:val="22"/>
+          <w:szCs w:val="22"/>
+        </w:rPr>
+        <w:t>.</w:t>
       </w:r>
       <w:r>
         <w:rPr>
@@ -2149,6 +2176,7 @@
               <w:rPr>
                 <w:sz w:val="22"/>
                 <w:szCs w:val="22"/>
+                <w:lang w:val="en-US"/>
               </w:rPr>
             </w:pPr>
             <w:r>
@@ -2161,11 +2189,27 @@
             </w:r>
             <w:r>
               <w:rPr>
+                <w:sz w:val="22"/>
+                <w:szCs w:val="22"/>
+              </w:rPr>
+              <w:t>/КПП</w:t>
+            </w:r>
+            <w:r>
+              <w:rPr>
                 <w:bCs/>
                 <w:sz w:val="22"/>
                 <w:szCs w:val="22"/>
               </w:rPr>
               <w:t xml:space="preserve"> {{INN}}</w:t>
+            </w:r>
+            <w:r>
+              <w:rPr>
+                <w:bCs/>
+                <w:sz w:val="22"/>
+                <w:szCs w:val="22"/>
+                <w:lang w:val="en-US"/>
+              </w:rPr>
+              <w:t>/{{KPP}}</w:t>
             </w:r>
           </w:p>
         </w:tc>
@@ -2197,7 +2241,23 @@
                 <w:sz w:val="22"/>
                 <w:szCs w:val="22"/>
               </w:rPr>
-              <w:t xml:space="preserve">123060, г. Москва, вн. тер. г. муниципальный округ Щукино, </w:t>
+              <w:t xml:space="preserve">123060, г. Москва, </w:t>
+            </w:r>
+            <w:proofErr w:type="spellStart"/>
+            <w:r>
+              <w:rPr>
+                <w:sz w:val="22"/>
+                <w:szCs w:val="22"/>
+              </w:rPr>
+              <w:t>вн</w:t>
+            </w:r>
+            <w:proofErr w:type="spellEnd"/>
+            <w:r>
+              <w:rPr>
+                <w:sz w:val="22"/>
+                <w:szCs w:val="22"/>
+              </w:rPr>
+              <w:t xml:space="preserve">. тер. г. муниципальный округ Щукино, </w:t>
             </w:r>
           </w:p>
           <w:p>
@@ -2695,7 +2755,7 @@
 </file>
 
 <file path=word/endnotes.xml><?xml version="1.0" encoding="utf-8"?>
-<w:endnotes xmlns:wpc="http://schemas.microsoft.com/office/word/2010/wordprocessingCanvas" xmlns:cx="http://schemas.microsoft.com/office/drawing/2014/chartex" xmlns:cx1="http://schemas.microsoft.com/office/drawing/2015/9/8/chartex" xmlns:mc="http://schemas.openxmlformats.org/markup-compatibility/2006" xmlns:o="urn:schemas-microsoft-com:office:office" xmlns:r="http://schemas.openxmlformats.org/officeDocument/2006/relationships" xmlns:m="http://schemas.openxmlformats.org/officeDocument/2006/math" xmlns:v="urn:schemas-microsoft-com:vml" xmlns:wp14="http://schemas.microsoft.com/office/word/2010/wordprocessingDrawing" xmlns:wp="http://schemas.openxmlformats.org/drawingml/2006/wordprocessingDrawing" xmlns:w10="urn:schemas-microsoft-com:office:word" xmlns:w="http://schemas.openxmlformats.org/wordprocessingml/2006/main" xmlns:w14="http://schemas.microsoft.com/office/word/2010/wordml" xmlns:w15="http://schemas.microsoft.com/office/word/2012/wordml" xmlns:w16se="http://schemas.microsoft.com/office/word/2015/wordml/symex" xmlns:wpg="http://schemas.microsoft.com/office/word/2010/wordprocessingGroup" xmlns:wpi="http://schemas.microsoft.com/office/word/2010/wordprocessingInk" xmlns:wne="http://schemas.microsoft.com/office/word/2006/wordml" xmlns:wps="http://schemas.microsoft.com/office/word/2010/wordprocessingShape" mc:Ignorable="w14 w15 w16se wp14">
+<w:endnotes xmlns:wpc="http://schemas.microsoft.com/office/word/2010/wordprocessingCanvas" xmlns:cx="http://schemas.microsoft.com/office/drawing/2014/chartex" xmlns:cx1="http://schemas.microsoft.com/office/drawing/2015/9/8/chartex" xmlns:cx2="http://schemas.microsoft.com/office/drawing/2015/10/21/chartex" xmlns:cx3="http://schemas.microsoft.com/office/drawing/2016/5/9/chartex" xmlns:cx4="http://schemas.microsoft.com/office/drawing/2016/5/10/chartex" xmlns:cx5="http://schemas.microsoft.com/office/drawing/2016/5/11/chartex" xmlns:cx6="http://schemas.microsoft.com/office/drawing/2016/5/12/chartex" xmlns:cx7="http://schemas.microsoft.com/office/drawing/2016/5/13/chartex" xmlns:cx8="http://schemas.microsoft.com/office/drawing/2016/5/14/chartex" xmlns:mc="http://schemas.openxmlformats.org/markup-compatibility/2006" xmlns:aink="http://schemas.microsoft.com/office/drawing/2016/ink" xmlns:am3d="http://schemas.microsoft.com/office/drawing/2017/model3d" xmlns:o="urn:schemas-microsoft-com:office:office" xmlns:oel="http://schemas.microsoft.com/office/2019/extlst" xmlns:r="http://schemas.openxmlformats.org/officeDocument/2006/relationships" xmlns:m="http://schemas.openxmlformats.org/officeDocument/2006/math" xmlns:v="urn:schemas-microsoft-com:vml" xmlns:wp14="http://schemas.microsoft.com/office/word/2010/wordprocessingDrawing" xmlns:wp="http://schemas.openxmlformats.org/drawingml/2006/wordprocessingDrawing" xmlns:w10="urn:schemas-microsoft-com:office:word" xmlns:w="http://schemas.openxmlformats.org/wordprocessingml/2006/main" xmlns:w14="http://schemas.microsoft.com/office/word/2010/wordml" xmlns:w15="http://schemas.microsoft.com/office/word/2012/wordml" xmlns:w16cex="http://schemas.microsoft.com/office/word/2018/wordml/cex" xmlns:w16cid="http://schemas.microsoft.com/office/word/2016/wordml/cid" xmlns:w16="http://schemas.microsoft.com/office/word/2018/wordml" xmlns:w16sdtdh="http://schemas.microsoft.com/office/word/2020/wordml/sdtdatahash" xmlns:w16se="http://schemas.microsoft.com/office/word/2015/wordml/symex" xmlns:wpg="http://schemas.microsoft.com/office/word/2010/wordprocessingGroup" xmlns:wpi="http://schemas.microsoft.com/office/word/2010/wordprocessingInk" xmlns:wne="http://schemas.microsoft.com/office/word/2006/wordml" xmlns:wps="http://schemas.microsoft.com/office/word/2010/wordprocessingShape" mc:Ignorable="w14 w15 w16se w16cid w16 w16cex w16sdtdh wp14">
   <w:endnote w:type="separator" w:id="-1">
     <w:p>
       <w:r>
@@ -2714,7 +2774,7 @@
 </file>
 
 <file path=word/footnotes.xml><?xml version="1.0" encoding="utf-8"?>
-<w:footnotes xmlns:wpc="http://schemas.microsoft.com/office/word/2010/wordprocessingCanvas" xmlns:cx="http://schemas.microsoft.com/office/drawing/2014/chartex" xmlns:cx1="http://schemas.microsoft.com/office/drawing/2015/9/8/chartex" xmlns:mc="http://schemas.openxmlformats.org/markup-compatibility/2006" xmlns:o="urn:schemas-microsoft-com:office:office" xmlns:r="http://schemas.openxmlformats.org/officeDocument/2006/relationships" xmlns:m="http://schemas.openxmlformats.org/officeDocument/2006/math" xmlns:v="urn:schemas-microsoft-com:vml" xmlns:wp14="http://schemas.microsoft.com/office/word/2010/wordprocessingDrawing" xmlns:wp="http://schemas.openxmlformats.org/drawingml/2006/wordprocessingDrawing" xmlns:w10="urn:schemas-microsoft-com:office:word" xmlns:w="http://schemas.openxmlformats.org/wordprocessingml/2006/main" xmlns:w14="http://schemas.microsoft.com/office/word/2010/wordml" xmlns:w15="http://schemas.microsoft.com/office/word/2012/wordml" xmlns:w16se="http://schemas.microsoft.com/office/word/2015/wordml/symex" xmlns:wpg="http://schemas.microsoft.com/office/word/2010/wordprocessingGroup" xmlns:wpi="http://schemas.microsoft.com/office/word/2010/wordprocessingInk" xmlns:wne="http://schemas.microsoft.com/office/word/2006/wordml" xmlns:wps="http://schemas.microsoft.com/office/word/2010/wordprocessingShape" mc:Ignorable="w14 w15 w16se wp14">
+<w:footnotes xmlns:wpc="http://schemas.microsoft.com/office/word/2010/wordprocessingCanvas" xmlns:cx="http://schemas.microsoft.com/office/drawing/2014/chartex" xmlns:cx1="http://schemas.microsoft.com/office/drawing/2015/9/8/chartex" xmlns:cx2="http://schemas.microsoft.com/office/drawing/2015/10/21/chartex" xmlns:cx3="http://schemas.microsoft.com/office/drawing/2016/5/9/chartex" xmlns:cx4="http://schemas.microsoft.com/office/drawing/2016/5/10/chartex" xmlns:cx5="http://schemas.microsoft.com/office/drawing/2016/5/11/chartex" xmlns:cx6="http://schemas.microsoft.com/office/drawing/2016/5/12/chartex" xmlns:cx7="http://schemas.microsoft.com/office/drawing/2016/5/13/chartex" xmlns:cx8="http://schemas.microsoft.com/office/drawing/2016/5/14/chartex" xmlns:mc="http://schemas.openxmlformats.org/markup-compatibility/2006" xmlns:aink="http://schemas.microsoft.com/office/drawing/2016/ink" xmlns:am3d="http://schemas.microsoft.com/office/drawing/2017/model3d" xmlns:o="urn:schemas-microsoft-com:office:office" xmlns:oel="http://schemas.microsoft.com/office/2019/extlst" xmlns:r="http://schemas.openxmlformats.org/officeDocument/2006/relationships" xmlns:m="http://schemas.openxmlformats.org/officeDocument/2006/math" xmlns:v="urn:schemas-microsoft-com:vml" xmlns:wp14="http://schemas.microsoft.com/office/word/2010/wordprocessingDrawing" xmlns:wp="http://schemas.openxmlformats.org/drawingml/2006/wordprocessingDrawing" xmlns:w10="urn:schemas-microsoft-com:office:word" xmlns:w="http://schemas.openxmlformats.org/wordprocessingml/2006/main" xmlns:w14="http://schemas.microsoft.com/office/word/2010/wordml" xmlns:w15="http://schemas.microsoft.com/office/word/2012/wordml" xmlns:w16cex="http://schemas.microsoft.com/office/word/2018/wordml/cex" xmlns:w16cid="http://schemas.microsoft.com/office/word/2016/wordml/cid" xmlns:w16="http://schemas.microsoft.com/office/word/2018/wordml" xmlns:w16sdtdh="http://schemas.microsoft.com/office/word/2020/wordml/sdtdatahash" xmlns:w16se="http://schemas.microsoft.com/office/word/2015/wordml/symex" xmlns:wpg="http://schemas.microsoft.com/office/word/2010/wordprocessingGroup" xmlns:wpi="http://schemas.microsoft.com/office/word/2010/wordprocessingInk" xmlns:wne="http://schemas.microsoft.com/office/word/2006/wordml" xmlns:wps="http://schemas.microsoft.com/office/word/2010/wordprocessingShape" mc:Ignorable="w14 w15 w16se w16cid w16 w16cex w16sdtdh wp14">
   <w:footnote w:type="separator" w:id="-1">
     <w:p>
       <w:r>
@@ -2733,7 +2793,7 @@
 </file>
 
 <file path=word/numbering.xml><?xml version="1.0" encoding="utf-8"?>
-<w:numbering xmlns:wpc="http://schemas.microsoft.com/office/word/2010/wordprocessingCanvas" xmlns:cx="http://schemas.microsoft.com/office/drawing/2014/chartex" xmlns:cx1="http://schemas.microsoft.com/office/drawing/2015/9/8/chartex" xmlns:mc="http://schemas.openxmlformats.org/markup-compatibility/2006" xmlns:o="urn:schemas-microsoft-com:office:office" xmlns:r="http://schemas.openxmlformats.org/officeDocument/2006/relationships" xmlns:m="http://schemas.openxmlformats.org/officeDocument/2006/math" xmlns:v="urn:schemas-microsoft-com:vml" xmlns:wp14="http://schemas.microsoft.com/office/word/2010/wordprocessingDrawing" xmlns:wp="http://schemas.openxmlformats.org/drawingml/2006/wordprocessingDrawing" xmlns:w10="urn:schemas-microsoft-com:office:word" xmlns:w="http://schemas.openxmlformats.org/wordprocessingml/2006/main" xmlns:w14="http://schemas.microsoft.com/office/word/2010/wordml" xmlns:w15="http://schemas.microsoft.com/office/word/2012/wordml" xmlns:w16se="http://schemas.microsoft.com/office/word/2015/wordml/symex" xmlns:wpg="http://schemas.microsoft.com/office/word/2010/wordprocessingGroup" xmlns:wpi="http://schemas.microsoft.com/office/word/2010/wordprocessingInk" xmlns:wne="http://schemas.microsoft.com/office/word/2006/wordml" xmlns:wps="http://schemas.microsoft.com/office/word/2010/wordprocessingShape" mc:Ignorable="w14 w15 w16se wp14">
+<w:numbering xmlns:wpc="http://schemas.microsoft.com/office/word/2010/wordprocessingCanvas" xmlns:cx="http://schemas.microsoft.com/office/drawing/2014/chartex" xmlns:cx1="http://schemas.microsoft.com/office/drawing/2015/9/8/chartex" xmlns:cx2="http://schemas.microsoft.com/office/drawing/2015/10/21/chartex" xmlns:cx3="http://schemas.microsoft.com/office/drawing/2016/5/9/chartex" xmlns:cx4="http://schemas.microsoft.com/office/drawing/2016/5/10/chartex" xmlns:cx5="http://schemas.microsoft.com/office/drawing/2016/5/11/chartex" xmlns:cx6="http://schemas.microsoft.com/office/drawing/2016/5/12/chartex" xmlns:cx7="http://schemas.microsoft.com/office/drawing/2016/5/13/chartex" xmlns:cx8="http://schemas.microsoft.com/office/drawing/2016/5/14/chartex" xmlns:mc="http://schemas.openxmlformats.org/markup-compatibility/2006" xmlns:aink="http://schemas.microsoft.com/office/drawing/2016/ink" xmlns:am3d="http://schemas.microsoft.com/office/drawing/2017/model3d" xmlns:o="urn:schemas-microsoft-com:office:office" xmlns:oel="http://schemas.microsoft.com/office/2019/extlst" xmlns:r="http://schemas.openxmlformats.org/officeDocument/2006/relationships" xmlns:m="http://schemas.openxmlformats.org/officeDocument/2006/math" xmlns:v="urn:schemas-microsoft-com:vml" xmlns:wp14="http://schemas.microsoft.com/office/word/2010/wordprocessingDrawing" xmlns:wp="http://schemas.openxmlformats.org/drawingml/2006/wordprocessingDrawing" xmlns:w10="urn:schemas-microsoft-com:office:word" xmlns:w="http://schemas.openxmlformats.org/wordprocessingml/2006/main" xmlns:w14="http://schemas.microsoft.com/office/word/2010/wordml" xmlns:w15="http://schemas.microsoft.com/office/word/2012/wordml" xmlns:w16cex="http://schemas.microsoft.com/office/word/2018/wordml/cex" xmlns:w16cid="http://schemas.microsoft.com/office/word/2016/wordml/cid" xmlns:w16="http://schemas.microsoft.com/office/word/2018/wordml" xmlns:w16sdtdh="http://schemas.microsoft.com/office/word/2020/wordml/sdtdatahash" xmlns:w16se="http://schemas.microsoft.com/office/word/2015/wordml/symex" xmlns:wpg="http://schemas.microsoft.com/office/word/2010/wordprocessingGroup" xmlns:wpi="http://schemas.microsoft.com/office/word/2010/wordprocessingInk" xmlns:wne="http://schemas.microsoft.com/office/word/2006/wordml" xmlns:wps="http://schemas.microsoft.com/office/word/2010/wordprocessingShape" mc:Ignorable="w14 w15 w16se w16cid w16 w16cex w16sdtdh wp14">
   <w:abstractNum w:abstractNumId="0" w15:restartNumberingAfterBreak="0">
     <w:nsid w:val="4377743B"/>
     <w:multiLevelType w:val="hybridMultilevel"/>
@@ -3216,19 +3276,19 @@
       </w:pPr>
     </w:lvl>
   </w:abstractNum>
-  <w:num w:numId="1">
+  <w:num w:numId="1" w16cid:durableId="2018728457">
     <w:abstractNumId w:val="4"/>
   </w:num>
-  <w:num w:numId="2">
+  <w:num w:numId="2" w16cid:durableId="937054735">
     <w:abstractNumId w:val="2"/>
   </w:num>
-  <w:num w:numId="3">
+  <w:num w:numId="3" w16cid:durableId="1195966972">
     <w:abstractNumId w:val="1"/>
   </w:num>
-  <w:num w:numId="4">
+  <w:num w:numId="4" w16cid:durableId="431245326">
     <w:abstractNumId w:val="0"/>
   </w:num>
-  <w:num w:numId="5">
+  <w:num w:numId="5" w16cid:durableId="877546303">
     <w:abstractNumId w:val="3"/>
     <w:lvlOverride w:ilvl="0">
       <w:startOverride w:val="1"/>
@@ -3262,7 +3322,7 @@
 </file>
 
 <file path=word/styles.xml><?xml version="1.0" encoding="utf-8"?>
-<w:styles xmlns:mc="http://schemas.openxmlformats.org/markup-compatibility/2006" xmlns:r="http://schemas.openxmlformats.org/officeDocument/2006/relationships" xmlns:w="http://schemas.openxmlformats.org/wordprocessingml/2006/main" xmlns:w14="http://schemas.microsoft.com/office/word/2010/wordml" xmlns:w15="http://schemas.microsoft.com/office/word/2012/wordml" xmlns:w16se="http://schemas.microsoft.com/office/word/2015/wordml/symex" mc:Ignorable="w14 w15 w16se">
+<w:styles xmlns:mc="http://schemas.openxmlformats.org/markup-compatibility/2006" xmlns:r="http://schemas.openxmlformats.org/officeDocument/2006/relationships" xmlns:w="http://schemas.openxmlformats.org/wordprocessingml/2006/main" xmlns:w14="http://schemas.microsoft.com/office/word/2010/wordml" xmlns:w15="http://schemas.microsoft.com/office/word/2012/wordml" xmlns:w16cex="http://schemas.microsoft.com/office/word/2018/wordml/cex" xmlns:w16cid="http://schemas.microsoft.com/office/word/2016/wordml/cid" xmlns:w16="http://schemas.microsoft.com/office/word/2018/wordml" xmlns:w16sdtdh="http://schemas.microsoft.com/office/word/2020/wordml/sdtdatahash" xmlns:w16se="http://schemas.microsoft.com/office/word/2015/wordml/symex" mc:Ignorable="w14 w15 w16se w16cid w16 w16cex w16sdtdh">
   <w:docDefaults>
     <w:rPrDefault>
       <w:rPr>
@@ -3278,7 +3338,7 @@
       </w:pPr>
     </w:pPrDefault>
   </w:docDefaults>
-  <w:latentStyles w:defLockedState="0" w:defUIPriority="99" w:defSemiHidden="0" w:defUnhideWhenUsed="0" w:defQFormat="0" w:count="371">
+  <w:latentStyles w:defLockedState="0" w:defUIPriority="99" w:defSemiHidden="0" w:defUnhideWhenUsed="0" w:defQFormat="0" w:count="376">
     <w:lsdException w:name="Normal" w:uiPriority="0" w:qFormat="1"/>
     <w:lsdException w:name="heading 1" w:uiPriority="9" w:qFormat="1"/>
     <w:lsdException w:name="heading 2" w:semiHidden="1" w:uiPriority="9" w:unhideWhenUsed="1" w:qFormat="1"/>
@@ -3650,6 +3710,11 @@
     <w:lsdException w:name="List Table 5 Dark Accent 6" w:uiPriority="50"/>
     <w:lsdException w:name="List Table 6 Colorful Accent 6" w:uiPriority="51"/>
     <w:lsdException w:name="List Table 7 Colorful Accent 6" w:uiPriority="52"/>
+    <w:lsdException w:name="Mention" w:semiHidden="1" w:unhideWhenUsed="1"/>
+    <w:lsdException w:name="Smart Hyperlink" w:semiHidden="1" w:unhideWhenUsed="1"/>
+    <w:lsdException w:name="Hashtag" w:semiHidden="1" w:unhideWhenUsed="1"/>
+    <w:lsdException w:name="Unresolved Mention" w:semiHidden="1" w:unhideWhenUsed="1"/>
+    <w:lsdException w:name="Smart Link" w:semiHidden="1" w:unhideWhenUsed="1"/>
   </w:latentStyles>
   <w:style w:type="paragraph" w:default="1" w:styleId="a">
     <w:name w:val="Normal"/>

--- a/word_templates/FM_SOR_IP_do_2017_bd.docx
+++ b/word_templates/FM_SOR_IP_do_2017_bd.docx
@@ -610,25 +610,7 @@
           <w:szCs w:val="22"/>
           <w:lang w:val="x-none"/>
         </w:rPr>
-        <w:t xml:space="preserve">действующий на основании Свидетельства о государственной регистрации физического лица </w:t>
-      </w:r>
-      <w:proofErr w:type="gramStart"/>
-      <w:r>
-        <w:rPr>
-          <w:sz w:val="22"/>
-          <w:szCs w:val="22"/>
-          <w:lang w:val="x-none"/>
-        </w:rPr>
-        <w:t>в качестве индивидуального предпринимателя</w:t>
-      </w:r>
-      <w:proofErr w:type="gramEnd"/>
-      <w:r>
-        <w:rPr>
-          <w:sz w:val="22"/>
-          <w:szCs w:val="22"/>
-          <w:lang w:val="x-none"/>
-        </w:rPr>
-        <w:t xml:space="preserve"> серия</w:t>
+        <w:t>действующий на основании Свидетельства о государственной регистрации физического лица в качестве индивидуального предпринимателя серия</w:t>
       </w:r>
       <w:r>
         <w:rPr>
@@ -2201,15 +2183,6 @@
                 <w:szCs w:val="22"/>
               </w:rPr>
               <w:t xml:space="preserve"> {{INN}}</w:t>
-            </w:r>
-            <w:r>
-              <w:rPr>
-                <w:bCs/>
-                <w:sz w:val="22"/>
-                <w:szCs w:val="22"/>
-                <w:lang w:val="en-US"/>
-              </w:rPr>
-              <w:t>/{{KPP}}</w:t>
             </w:r>
           </w:p>
         </w:tc>
